--- a/pr-preview/pr-266/index-tracked-changes.docx
+++ b/pr-preview/pr-266/index-tracked-changes.docx
@@ -16,7 +16,7 @@
       </w:pPr>
       <w:del w:id="1" w:author="PR Preview" w:date="2026-01-01T00:00:00Z">
         <w:r>
-          <w:delText xml:space="preserve">Last modified: 2026-10-13 11:22:25 (PDT)</w:delText>
+          <w:delText xml:space="preserve">Last modified: 2026-10-13 19:28:53 (PDT)</w:delText>
         </w:r>
       </w:del>
     </w:p>
@@ -26,7 +26,7 @@
       </w:pPr>
       <w:ins w:id="2" w:author="PR Preview" w:date="2026-01-01T00:00:00Z">
         <w:r>
-          <w:t xml:space="preserve">Last modified: 2026-10-13 13:45:46 (PDT)</w:t>
+          <w:t xml:space="preserve">Last modified: 2026-10-13 19:29:08 (PDT)</w:t>
         </w:r>
       </w:ins>
     </w:p>
@@ -140,7 +140,7 @@
         <w:t xml:space="preserve"> </w:t>
       </w:r>
       <w:r>
-        <w:t xml:space="preserve">proof symbols, and indicator functions</w:t>
+        <w:t xml:space="preserve">and indicator functions</w:t>
       </w:r>
     </w:p>
     <w:p>
@@ -484,7 +484,7 @@
         <w:t xml:space="preserve"> </w:t>
       </w:r>
       <w:r>
-        <w:t xml:space="preserve">showing and annotating every step of a</w:t>
+        <w:t xml:space="preserve">propositions, quantifiers, proofs and derivations, and showing and annotating every step of a</w:t>
       </w:r>
       <w:r>
         <w:t xml:space="preserve"> </w:t>
